--- a/docs/qa-comparison/topnav-qa-round4-deep.docx
+++ b/docs/qa-comparison/topnav-qa-round4-deep.docx
@@ -238,6 +238,27 @@
           <w:color w:val="1A1A1A"/>
           <w:sz w:val="20"/>
         </w:rPr>
+        <w:t xml:space="preserve">Where to see: </w:t>
+      </w:r>
+      <w:r>
+        <w:rPr>
+          <w:color w:val="1A1A1A"/>
+          <w:sz w:val="20"/>
+        </w:rPr>
+        <w:t>Top of every page → far-left, the wordmark next to the back arrow.</w:t>
+      </w:r>
+    </w:p>
+    <w:p>
+      <w:pPr>
+        <w:spacing w:after="60"/>
+        <w:ind w:left="230"/>
+      </w:pPr>
+      <w:r>
+        <w:rPr>
+          <w:b/>
+          <w:color w:val="1A1A1A"/>
+          <w:sz w:val="20"/>
+        </w:rPr>
         <w:t xml:space="preserve">Where it stood: </w:t>
       </w:r>
       <w:r>
@@ -391,6 +412,27 @@
         </w:tc>
       </w:tr>
     </w:tbl>
+    <w:p>
+      <w:pPr>
+        <w:spacing w:after="60"/>
+        <w:ind w:left="230"/>
+      </w:pPr>
+      <w:r>
+        <w:rPr>
+          <w:b/>
+          <w:color w:val="1A1A1A"/>
+          <w:sz w:val="20"/>
+        </w:rPr>
+        <w:t xml:space="preserve">Where to see: </w:t>
+      </w:r>
+      <w:r>
+        <w:rPr>
+          <w:color w:val="1A1A1A"/>
+          <w:sz w:val="20"/>
+        </w:rPr>
+        <w:t>Top of every page → nav links (Home / Clients / Ops / Analytics / Weekly WIP / Templates). Visible while you're on any page; the active link should be visually distinct.</w:t>
+      </w:r>
+    </w:p>
     <w:p>
       <w:pPr>
         <w:spacing w:after="60"/>
@@ -566,6 +608,27 @@
           <w:color w:val="1A1A1A"/>
           <w:sz w:val="20"/>
         </w:rPr>
+        <w:t xml:space="preserve">Where to see: </w:t>
+      </w:r>
+      <w:r>
+        <w:rPr>
+          <w:color w:val="1A1A1A"/>
+          <w:sz w:val="20"/>
+        </w:rPr>
+        <w:t>Top of every page → click your avatar at top right. Compare the dropdown items with our build's dropdown (which has a Light theme / Dark theme item).</w:t>
+      </w:r>
+    </w:p>
+    <w:p>
+      <w:pPr>
+        <w:spacing w:after="60"/>
+        <w:ind w:left="230"/>
+      </w:pPr>
+      <w:r>
+        <w:rPr>
+          <w:b/>
+          <w:color w:val="1A1A1A"/>
+          <w:sz w:val="20"/>
+        </w:rPr>
         <w:t xml:space="preserve">Where it stood: </w:t>
       </w:r>
       <w:r>
@@ -719,6 +782,27 @@
         </w:tc>
       </w:tr>
     </w:tbl>
+    <w:p>
+      <w:pPr>
+        <w:spacing w:after="60"/>
+        <w:ind w:left="230"/>
+      </w:pPr>
+      <w:r>
+        <w:rPr>
+          <w:b/>
+          <w:color w:val="1A1A1A"/>
+          <w:sz w:val="20"/>
+        </w:rPr>
+        <w:t xml:space="preserve">Where to see: </w:t>
+      </w:r>
+      <w:r>
+        <w:rPr>
+          <w:color w:val="1A1A1A"/>
+          <w:sz w:val="20"/>
+        </w:rPr>
+        <w:t>Top of every page → search field at the top right (or press ⌘K).</w:t>
+      </w:r>
+    </w:p>
     <w:p>
       <w:pPr>
         <w:spacing w:after="60"/>
@@ -916,6 +1000,27 @@
         </w:tc>
       </w:tr>
     </w:tbl>
+    <w:p>
+      <w:pPr>
+        <w:spacing w:after="60"/>
+        <w:ind w:left="230"/>
+      </w:pPr>
+      <w:r>
+        <w:rPr>
+          <w:b/>
+          <w:color w:val="1A1A1A"/>
+          <w:sz w:val="20"/>
+        </w:rPr>
+        <w:t xml:space="preserve">Where to see: </w:t>
+      </w:r>
+      <w:r>
+        <w:rPr>
+          <w:color w:val="1A1A1A"/>
+          <w:sz w:val="20"/>
+        </w:rPr>
+        <w:t>Top of every page → far-left, the chevron-left icon.</w:t>
+      </w:r>
+    </w:p>
     <w:p>
       <w:pPr>
         <w:spacing w:after="60"/>
